--- a/Templates/template-online3_small_1day_1month.docx
+++ b/Templates/template-online3_small_1day_1month.docx
@@ -1,216 +1,180 @@
 
 <file path=word/document.xml><?xml version="1.0" encoding="utf-8"?>
-<w:document xmlns:wpc="http://schemas.microsoft.com/office/word/2010/wordprocessingCanvas" xmlns:cx="http://schemas.microsoft.com/office/drawing/2014/chartex" xmlns:cx1="http://schemas.microsoft.com/office/drawing/2015/9/8/chartex" xmlns:cx2="http://schemas.microsoft.com/office/drawing/2015/10/21/chartex" xmlns:cx3="http://schemas.microsoft.com/office/drawing/2016/5/9/chartex" xmlns:cx4="http://schemas.microsoft.com/office/drawing/2016/5/10/chartex" xmlns:cx5="http://schemas.microsoft.com/office/drawing/2016/5/11/chartex" xmlns:cx6="http://schemas.microsoft.com/office/drawing/2016/5/12/chartex" xmlns:cx7="http://schemas.microsoft.com/office/drawing/2016/5/13/chartex" xmlns:cx8="http://schemas.microsoft.com/office/drawing/2016/5/14/chartex" xmlns:mc="http://schemas.openxmlformats.org/markup-compatibility/2006" xmlns:aink="http://schemas.microsoft.com/office/drawing/2016/ink" xmlns:am3d="http://schemas.microsoft.com/office/drawing/2017/model3d" xmlns:o="urn:schemas-microsoft-com:office:office" xmlns:oel="http://schemas.microsoft.com/office/2019/extlst" xmlns:r="http://schemas.openxmlformats.org/officeDocument/2006/relationships" xmlns:m="http://schemas.openxmlformats.org/officeDocument/2006/math" xmlns:v="urn:schemas-microsoft-com:vml" xmlns:wp14="http://schemas.microsoft.com/office/word/2010/wordprocessingDrawing" xmlns:wp="http://schemas.openxmlformats.org/drawingml/2006/wordprocessingDrawing" xmlns:w10="urn:schemas-microsoft-com:office:word" xmlns:w="http://schemas.openxmlformats.org/wordprocessingml/2006/main" xmlns:w14="http://schemas.microsoft.com/office/word/2010/wordml" xmlns:w15="http://schemas.microsoft.com/office/word/2012/wordml" xmlns:w16cex="http://schemas.microsoft.com/office/word/2018/wordml/cex" xmlns:w16cid="http://schemas.microsoft.com/office/word/2016/wordml/cid" xmlns:w16="http://schemas.microsoft.com/office/word/2018/wordml" xmlns:w16sdtdh="http://schemas.microsoft.com/office/word/2020/wordml/sdtdatahash" xmlns:w16se="http://schemas.microsoft.com/office/word/2015/wordml/symex" xmlns:wpg="http://schemas.microsoft.com/office/word/2010/wordprocessingGroup" xmlns:wpi="http://schemas.microsoft.com/office/word/2010/wordprocessingInk" xmlns:wne="http://schemas.microsoft.com/office/word/2006/wordml" xmlns:wps="http://schemas.microsoft.com/office/word/2010/wordprocessingShape" mc:Ignorable="w14 w15 w16se w16cid w16 w16cex w16sdtdh wp14">
+<w:document xmlns:wpc="http://schemas.microsoft.com/office/word/2010/wordprocessingCanvas" xmlns:mc="http://schemas.openxmlformats.org/markup-compatibility/2006" xmlns:o="urn:schemas-microsoft-com:office:office" xmlns:r="http://schemas.openxmlformats.org/officeDocument/2006/relationships" xmlns:m="http://schemas.openxmlformats.org/officeDocument/2006/math" xmlns:v="urn:schemas-microsoft-com:vml" xmlns:wp14="http://schemas.microsoft.com/office/word/2010/wordprocessingDrawing" xmlns:wp="http://schemas.openxmlformats.org/drawingml/2006/wordprocessingDrawing" xmlns:w10="urn:schemas-microsoft-com:office:word" xmlns:w="http://schemas.openxmlformats.org/wordprocessingml/2006/main" xmlns:w14="http://schemas.microsoft.com/office/word/2010/wordml" xmlns:w15="http://schemas.microsoft.com/office/word/2012/wordml" xmlns:wpg="http://schemas.microsoft.com/office/word/2010/wordprocessingGroup" xmlns:wpi="http://schemas.microsoft.com/office/word/2010/wordprocessingInk" xmlns:wne="http://schemas.microsoft.com/office/word/2006/wordml" xmlns:wps="http://schemas.microsoft.com/office/word/2010/wordprocessingShape" mc:Ignorable="w14 w15 wp14">
   <w:body>
     <w:p>
+      <w:pPr>
+        <w:spacing w:before="0" w:after="0" w:line="240" w:lineRule="auto"/>
+        <w:rPr>
+          <w:sz w:val="2"/>
+          <w:szCs w:val="2"/>
+        </w:rPr>
+      </w:pPr>
       <w:r>
         <w:rPr>
           <w:noProof/>
+          <w:sz w:val="2"/>
+          <w:szCs w:val="2"/>
         </w:rPr>
         <mc:AlternateContent>
           <mc:Choice Requires="wps">
             <w:drawing>
-              <wp:anchor distT="45720" distB="45720" distL="114300" distR="114300" simplePos="0" relativeHeight="251662336" behindDoc="0" locked="0" layoutInCell="1" allowOverlap="1" wp14:anchorId="37ECB6A9" wp14:editId="0F284E29">
+              <wp:anchor distT="0" distB="0" distL="0" distR="0" simplePos="0" relativeHeight="251659264" behindDoc="0" locked="0" layoutInCell="1" allowOverlap="1">
                 <wp:simplePos x="0" y="0"/>
                 <wp:positionH relativeFrom="page">
-                  <wp:posOffset>2882900</wp:posOffset>
+                  <wp:posOffset>1503108</wp:posOffset>
                 </wp:positionH>
-                <wp:positionV relativeFrom="paragraph">
-                  <wp:posOffset>8874760</wp:posOffset>
+                <wp:positionV relativeFrom="page">
+                  <wp:posOffset>2940440</wp:posOffset>
                 </wp:positionV>
-                <wp:extent cx="2774950" cy="304800"/>
+                <wp:extent cx="5898272" cy="570959"/>
                 <wp:effectExtent l="0" t="0" r="0" b="0"/>
                 <wp:wrapNone/>
-                <wp:docPr id="8" name="Text Box 2"/>
+                <wp:docPr id="201" name="Name"/>
                 <wp:cNvGraphicFramePr>
-                  <a:graphicFrameLocks xmlns:a="http://schemas.openxmlformats.org/drawingml/2006/main"/>
+                  <a:graphicFrameLocks xmlns:a="http://schemas.openxmlformats.org/drawingml/2006/main" noChangeAspect="0"/>
                 </wp:cNvGraphicFramePr>
                 <a:graphic xmlns:a="http://schemas.openxmlformats.org/drawingml/2006/main">
                   <a:graphicData uri="http://schemas.microsoft.com/office/word/2010/wordprocessingShape">
                     <wps:wsp>
-                      <wps:cNvSpPr txBox="1">
-                        <a:spLocks noChangeArrowheads="1"/>
-                      </wps:cNvSpPr>
+                      <wps:cNvSpPr txBox="1"/>
                       <wps:spPr bwMode="auto">
                         <a:xfrm>
                           <a:off x="0" y="0"/>
-                          <a:ext cx="2774950" cy="304800"/>
+                          <a:ext cx="5898272" cy="570959"/>
                         </a:xfrm>
                         <a:prstGeom prst="rect">
                           <a:avLst/>
                         </a:prstGeom>
                         <a:noFill/>
-                        <a:ln w="9525">
+                        <a:ln>
                           <a:noFill/>
-                          <a:miter lim="800000"/>
-                          <a:headEnd/>
-                          <a:tailEnd/>
                         </a:ln>
                       </wps:spPr>
                       <wps:txbx>
                         <w:txbxContent>
                           <w:p>
                             <w:pPr>
+                              <w:spacing w:before="0" w:after="0" w:line="240" w:lineRule="auto"/>
+                              <w:ind w:left="0" w:right="0" w:firstLine="0"/>
+                              <w:jc w:val="left"/>
                               <w:rPr>
-                                <w:rFonts w:ascii="EYInterstate Light" w:hAnsi="EYInterstate Light"/>
-                                <w:color w:val="747480"/>
-                                <w:sz w:val="28"/>
-                                <w:szCs w:val="28"/>
+                                <w:rFonts w:ascii="EYInterstate Light" w:hAnsi="EYInterstate Light" w:cs="EYInterstate Light"/>
+                                <w:b/>
+                                <w:bCs/>
+                                <w:color w:val="2E2E38"/>
+                                <w:sz w:val="40"/>
+                                <w:szCs w:val="40"/>
                               </w:rPr>
                             </w:pPr>
                             <w:r>
                               <w:rPr>
-                                <w:rFonts w:ascii="EYInterstate Light" w:hAnsi="EYInterstate Light"/>
-                                <w:color w:val="747480"/>
-                                <w:sz w:val="24"/>
-                                <w:szCs w:val="24"/>
+                                <w:rFonts w:ascii="EYInterstate Light" w:hAnsi="EYInterstate Light" w:cs="EYInterstate Light"/>
+                                <w:b/>
+                                <w:bCs/>
+                                <w:color w:val="2E2E38"/>
+                                <w:sz w:val="40"/>
+                                <w:szCs w:val="40"/>
                               </w:rPr>
-                              <w:t>{{</w:t>
-                            </w:r>
-                            <w:proofErr w:type="spellStart"/>
-                            <w:r>
-                              <w:rPr>
-                                <w:rFonts w:ascii="EYInterstate Light" w:hAnsi="EYInterstate Light"/>
-                                <w:color w:val="747480"/>
-                                <w:sz w:val="24"/>
-                                <w:szCs w:val="24"/>
-                              </w:rPr>
-                              <w:t>Идентификатор</w:t>
-                            </w:r>
-                            <w:proofErr w:type="spellEnd"/>
-                            <w:r>
-                              <w:rPr>
-                                <w:rFonts w:ascii="EYInterstate Light" w:hAnsi="EYInterstate Light"/>
-                                <w:color w:val="747480"/>
-                                <w:sz w:val="24"/>
-                                <w:szCs w:val="24"/>
-                              </w:rPr>
-                              <w:t>}}</w:t>
+                              <w:t xml:space="preserve">{{Имя}} {{Фамилия}}</w:t>
                             </w:r>
                           </w:p>
                         </w:txbxContent>
                       </wps:txbx>
-                      <wps:bodyPr rot="0" vert="horz" wrap="square" lIns="91440" tIns="45720" rIns="91440" bIns="45720" anchor="t" anchorCtr="0">
+                      <wps:bodyPr rot="0" vert="horz" wrap="square" lIns="0" tIns="0" rIns="0" bIns="0" anchor="t" anchorCtr="0">
                         <a:noAutofit/>
                       </wps:bodyPr>
                     </wps:wsp>
                   </a:graphicData>
                 </a:graphic>
-                <wp14:sizeRelH relativeFrom="margin">
-                  <wp14:pctWidth>0</wp14:pctWidth>
-                </wp14:sizeRelH>
-                <wp14:sizeRelV relativeFrom="margin">
-                  <wp14:pctHeight>0</wp14:pctHeight>
-                </wp14:sizeRelV>
               </wp:anchor>
             </w:drawing>
           </mc:Choice>
           <mc:Fallback>
             <w:pict>
-              <v:shapetype w14:anchorId="37ECB6A9" id="_x0000_t202" coordsize="21600,21600" o:spt="202" path="m,l,21600r21600,l21600,xe">
+              <v:shapetype id="_x0000_t202" coordsize="21600,21600" o:spt="202" path="m,l,21600r21600,l21600,xe">
                 <v:stroke joinstyle="miter"/>
                 <v:path gradientshapeok="t" o:connecttype="rect"/>
               </v:shapetype>
-              <v:shape id="Text Box 2" o:spid="_x0000_s1026" type="#_x0000_t202" style="position:absolute;margin-left:227pt;margin-top:698.8pt;width:218.5pt;height:24pt;z-index:251662336;visibility:visible;mso-wrap-style:square;mso-width-percent:0;mso-height-percent:0;mso-wrap-distance-left:9pt;mso-wrap-distance-top:3.6pt;mso-wrap-distance-right:9pt;mso-wrap-distance-bottom:3.6pt;mso-position-horizontal:absolute;mso-position-horizontal-relative:page;mso-position-vertical:absolute;mso-position-vertical-relative:text;mso-width-percent:0;mso-height-percent:0;mso-width-relative:margin;mso-height-relative:margin;v-text-anchor:top" o:gfxdata="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" filled="f" stroked="f">
-                <v:textbox>
+              <v:shape id="Name" type="#_x0000_t202" style="position:absolute;margin-left:118.5pt;margin-top:231.75pt;width:465.0pt;height:45.0pt;z-index:251659264;visibility:visible;mso-wrap-style:square;mso-position-horizontal:absolute;mso-position-horizontal-relative:page;mso-position-vertical:absolute;mso-position-vertical-relative:page" filled="f" stroked="f">
+                <v:textbox inset="0,0,0,0">
                   <w:txbxContent>
                     <w:p>
                       <w:pPr>
+                        <w:spacing w:before="0" w:after="0" w:line="240" w:lineRule="auto"/>
+                        <w:ind w:left="0" w:right="0" w:firstLine="0"/>
+                        <w:jc w:val="left"/>
                         <w:rPr>
-                          <w:rFonts w:ascii="EYInterstate Light" w:hAnsi="EYInterstate Light"/>
-                          <w:color w:val="747480"/>
-                          <w:sz w:val="28"/>
-                          <w:szCs w:val="28"/>
+                          <w:rFonts w:ascii="EYInterstate Light" w:hAnsi="EYInterstate Light" w:cs="EYInterstate Light"/>
+                          <w:b/>
+                          <w:bCs/>
+                          <w:color w:val="2E2E38"/>
+                          <w:sz w:val="40"/>
+                          <w:szCs w:val="40"/>
                         </w:rPr>
                       </w:pPr>
                       <w:r>
                         <w:rPr>
-                          <w:rFonts w:ascii="EYInterstate Light" w:hAnsi="EYInterstate Light"/>
-                          <w:color w:val="747480"/>
-                          <w:sz w:val="24"/>
-                          <w:szCs w:val="24"/>
+                          <w:rFonts w:ascii="EYInterstate Light" w:hAnsi="EYInterstate Light" w:cs="EYInterstate Light"/>
+                          <w:b/>
+                          <w:bCs/>
+                          <w:color w:val="2E2E38"/>
+                          <w:sz w:val="40"/>
+                          <w:szCs w:val="40"/>
                         </w:rPr>
-                        <w:t>{{</w:t>
-                      </w:r>
-                      <w:proofErr w:type="spellStart"/>
-                      <w:r>
-                        <w:rPr>
-                          <w:rFonts w:ascii="EYInterstate Light" w:hAnsi="EYInterstate Light"/>
-                          <w:color w:val="747480"/>
-                          <w:sz w:val="24"/>
-                          <w:szCs w:val="24"/>
-                        </w:rPr>
-                        <w:t>Идентификатор</w:t>
-                      </w:r>
-                      <w:proofErr w:type="spellEnd"/>
-                      <w:r>
-                        <w:rPr>
-                          <w:rFonts w:ascii="EYInterstate Light" w:hAnsi="EYInterstate Light"/>
-                          <w:color w:val="747480"/>
-                          <w:sz w:val="24"/>
-                          <w:szCs w:val="24"/>
-                        </w:rPr>
-                        <w:t>}}</w:t>
+                        <w:t xml:space="preserve">{{Имя}} {{Фамилия}}</w:t>
                       </w:r>
                     </w:p>
                   </w:txbxContent>
                 </v:textbox>
-                <w10:wrap anchorx="page"/>
               </v:shape>
             </w:pict>
           </mc:Fallback>
         </mc:AlternateContent>
-      </w:r>
-      <w:r>
-        <w:rPr>
-          <w:noProof/>
-        </w:rPr>
         <mc:AlternateContent>
           <mc:Choice Requires="wps">
             <w:drawing>
-              <wp:anchor distT="45720" distB="45720" distL="114300" distR="114300" simplePos="0" relativeHeight="251661312" behindDoc="0" locked="0" layoutInCell="1" allowOverlap="1" wp14:anchorId="184B296E" wp14:editId="16810CB9">
+              <wp:anchor distT="0" distB="0" distL="0" distR="0" simplePos="0" relativeHeight="251660288" behindDoc="0" locked="0" layoutInCell="1" allowOverlap="1">
                 <wp:simplePos x="0" y="0"/>
-                <wp:positionH relativeFrom="margin">
-                  <wp:align>right</wp:align>
+                <wp:positionH relativeFrom="page">
+                  <wp:posOffset>1503108</wp:posOffset>
                 </wp:positionH>
-                <wp:positionV relativeFrom="paragraph">
-                  <wp:posOffset>4886960</wp:posOffset>
+                <wp:positionV relativeFrom="page">
+                  <wp:posOffset>3720752</wp:posOffset>
                 </wp:positionV>
-                <wp:extent cx="5873750" cy="2032000"/>
-                <wp:effectExtent l="0" t="0" r="0" b="6350"/>
-                <wp:wrapSquare wrapText="bothSides"/>
-                <wp:docPr id="5" name="Text Box 2"/>
+                <wp:extent cx="5898272" cy="1522558"/>
+                <wp:effectExtent l="0" t="0" r="0" b="0"/>
+                <wp:wrapNone/>
+                <wp:docPr id="202" name="Training"/>
                 <wp:cNvGraphicFramePr>
-                  <a:graphicFrameLocks xmlns:a="http://schemas.openxmlformats.org/drawingml/2006/main"/>
+                  <a:graphicFrameLocks xmlns:a="http://schemas.openxmlformats.org/drawingml/2006/main" noChangeAspect="0"/>
                 </wp:cNvGraphicFramePr>
                 <a:graphic xmlns:a="http://schemas.openxmlformats.org/drawingml/2006/main">
                   <a:graphicData uri="http://schemas.microsoft.com/office/word/2010/wordprocessingShape">
                     <wps:wsp>
-                      <wps:cNvSpPr txBox="1">
-                        <a:spLocks noChangeArrowheads="1"/>
-                      </wps:cNvSpPr>
+                      <wps:cNvSpPr txBox="1"/>
                       <wps:spPr bwMode="auto">
                         <a:xfrm>
                           <a:off x="0" y="0"/>
-                          <a:ext cx="5873750" cy="2032000"/>
+                          <a:ext cx="5898272" cy="1522558"/>
                         </a:xfrm>
                         <a:prstGeom prst="rect">
                           <a:avLst/>
                         </a:prstGeom>
                         <a:noFill/>
-                        <a:ln w="9525">
+                        <a:ln>
                           <a:noFill/>
-                          <a:miter lim="800000"/>
-                          <a:headEnd/>
-                          <a:tailEnd/>
                         </a:ln>
                       </wps:spPr>
                       <wps:txbx>
                         <w:txbxContent>
                           <w:p>
                             <w:pPr>
+                              <w:spacing w:before="0" w:after="0" w:line="240" w:lineRule="auto"/>
+                              <w:ind w:left="0" w:right="0" w:firstLine="0"/>
+                              <w:jc w:val="left"/>
                               <w:rPr>
-                                <w:rFonts w:ascii="EYInterstate Light" w:hAnsi="EYInterstate Light"/>
+                                <w:rFonts w:ascii="EYInterstate Light" w:hAnsi="EYInterstate Light" w:cs="EYInterstate Light"/>
                                 <w:b/>
                                 <w:bCs/>
                                 <w:color w:val="2E2E38"/>
@@ -220,52 +184,36 @@
                             </w:pPr>
                             <w:r>
                               <w:rPr>
-                                <w:rFonts w:ascii="EYInterstate Light" w:hAnsi="EYInterstate Light"/>
+                                <w:rFonts w:ascii="EYInterstate Light" w:hAnsi="EYInterstate Light" w:cs="EYInterstate Light"/>
                                 <w:b/>
                                 <w:bCs/>
                                 <w:color w:val="2E2E38"/>
                                 <w:sz w:val="36"/>
                                 <w:szCs w:val="36"/>
                               </w:rPr>
-                              <w:t>{{</w:t>
-                            </w:r>
-                            <w:proofErr w:type="spellStart"/>
-                            <w:r>
-                              <w:rPr>
-                                <w:rFonts w:ascii="EYInterstate Light" w:hAnsi="EYInterstate Light"/>
-                                <w:b/>
-                                <w:bCs/>
-                                <w:color w:val="2E2E38"/>
-                                <w:sz w:val="36"/>
-                                <w:szCs w:val="36"/>
-                              </w:rPr>
-                              <w:t>Тренинг</w:t>
-                            </w:r>
-                            <w:proofErr w:type="spellEnd"/>
-                            <w:r>
-                              <w:rPr>
-                                <w:rFonts w:ascii="EYInterstate Light" w:hAnsi="EYInterstate Light"/>
-                                <w:b/>
-                                <w:bCs/>
-                                <w:color w:val="2E2E38"/>
-                                <w:sz w:val="36"/>
-                                <w:szCs w:val="36"/>
-                              </w:rPr>
-                              <w:t>}}</w:t>
+                              <w:t xml:space="preserve">{{Тренинг}}</w:t>
                             </w:r>
                           </w:p>
                           <w:p>
                             <w:pPr>
+                              <w:spacing w:before="0" w:after="0" w:line="240" w:lineRule="auto"/>
+                              <w:ind w:left="0" w:right="0" w:firstLine="0"/>
+                              <w:jc w:val="left"/>
                               <w:rPr>
-                                <w:rFonts w:ascii="EYInterstate Light" w:hAnsi="EYInterstate Light"/>
+                                <w:rFonts w:ascii="EYInterstate Light" w:hAnsi="EYInterstate Light" w:cs="EYInterstate Light"/>
                                 <w:color w:val="747480"/>
+                                <w:sz w:val="16"/>
+                                <w:szCs w:val="16"/>
                               </w:rPr>
                             </w:pPr>
                           </w:p>
                           <w:p>
                             <w:pPr>
+                              <w:spacing w:before="0" w:after="0" w:line="240" w:lineRule="auto"/>
+                              <w:ind w:left="0" w:right="0" w:firstLine="0"/>
+                              <w:jc w:val="left"/>
                               <w:rPr>
-                                <w:rFonts w:ascii="EYInterstate Light" w:hAnsi="EYInterstate Light"/>
+                                <w:rFonts w:ascii="EYInterstate Light" w:hAnsi="EYInterstate Light" w:cs="EYInterstate Light"/>
                                 <w:color w:val="747480"/>
                                 <w:sz w:val="24"/>
                                 <w:szCs w:val="24"/>
@@ -273,82 +221,37 @@
                             </w:pPr>
                             <w:r>
                               <w:rPr>
-                                <w:rFonts w:ascii="EYInterstate Light" w:hAnsi="EYInterstate Light"/>
+                                <w:rFonts w:ascii="EYInterstate Light" w:hAnsi="EYInterstate Light" w:cs="EYInterstate Light"/>
                                 <w:color w:val="747480"/>
+                                <w:sz w:val="24"/>
+                                <w:szCs w:val="24"/>
                               </w:rPr>
-                              <w:t>{{Дата1}} {{Месяц1}}, {{</w:t>
+                              <w:t xml:space="preserve">{{Дата1}} {{Месяц1}}, {{Год}}, {{Город}}</w:t>
                             </w:r>
-                            <w:proofErr w:type="spellStart"/>
-                            <w:r>
-                              <w:rPr>
-                                <w:rFonts w:ascii="EYInterstate Light" w:hAnsi="EYInterstate Light"/>
-                                <w:color w:val="747480"/>
-                              </w:rPr>
-                              <w:t>Год</w:t>
-                            </w:r>
-                            <w:proofErr w:type="spellEnd"/>
-                            <w:r>
-                              <w:rPr>
-                                <w:rFonts w:ascii="EYInterstate Light" w:hAnsi="EYInterstate Light"/>
-                                <w:color w:val="747480"/>
-                              </w:rPr>
-                              <w:t>}}, {{</w:t>
-                            </w:r>
-                            <w:proofErr w:type="spellStart"/>
-                            <w:r>
-                              <w:rPr>
-                                <w:rFonts w:ascii="EYInterstate Light" w:hAnsi="EYInterstate Light"/>
-                                <w:color w:val="747480"/>
-                              </w:rPr>
-                              <w:t>Город</w:t>
-                            </w:r>
-                            <w:proofErr w:type="spellEnd"/>
-                            <w:r>
-                              <w:rPr>
-                                <w:rFonts w:ascii="EYInterstate Light" w:hAnsi="EYInterstate Light"/>
-                                <w:color w:val="747480"/>
-                              </w:rPr>
-                              <w:t>}}</w:t>
-                            </w:r>
-                          </w:p>
-                          <w:p>
-                            <w:pPr>
-                              <w:rPr>
-                                <w:rFonts w:ascii="EYInterstate Light" w:hAnsi="EYInterstate Light"/>
-                                <w:b/>
-                                <w:bCs/>
-                                <w:color w:val="2E2E38"/>
-                                <w:sz w:val="32"/>
-                                <w:szCs w:val="32"/>
-                              </w:rPr>
-                            </w:pPr>
                           </w:p>
                         </w:txbxContent>
                       </wps:txbx>
-                      <wps:bodyPr rot="0" vert="horz" wrap="square" lIns="91440" tIns="45720" rIns="91440" bIns="45720" anchor="t" anchorCtr="0">
+                      <wps:bodyPr rot="0" vert="horz" wrap="square" lIns="0" tIns="0" rIns="0" bIns="0" anchor="t" anchorCtr="0">
                         <a:noAutofit/>
                       </wps:bodyPr>
                     </wps:wsp>
                   </a:graphicData>
                 </a:graphic>
-                <wp14:sizeRelH relativeFrom="margin">
-                  <wp14:pctWidth>0</wp14:pctWidth>
-                </wp14:sizeRelH>
-                <wp14:sizeRelV relativeFrom="margin">
-                  <wp14:pctHeight>0</wp14:pctHeight>
-                </wp14:sizeRelV>
               </wp:anchor>
             </w:drawing>
           </mc:Choice>
           <mc:Fallback>
             <w:pict>
-              <v:shape w14:anchorId="184B296E" id="_x0000_s1027" type="#_x0000_t202" style="position:absolute;margin-left:411.3pt;margin-top:384.8pt;width:462.5pt;height:160pt;z-index:251661312;visibility:visible;mso-wrap-style:square;mso-width-percent:0;mso-height-percent:0;mso-wrap-distance-left:9pt;mso-wrap-distance-top:3.6pt;mso-wrap-distance-right:9pt;mso-wrap-distance-bottom:3.6pt;mso-position-horizontal:right;mso-position-horizontal-relative:margin;mso-position-vertical:absolute;mso-position-vertical-relative:text;mso-width-percent:0;mso-height-percent:0;mso-width-relative:margin;mso-height-relative:margin;v-text-anchor:top" o:gfxdata="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" filled="f" stroked="f">
-                <v:textbox>
+              <v:shape id="Training" type="#_x0000_t202" style="position:absolute;margin-left:118.5pt;margin-top:293.25pt;width:465.0pt;height:120.0pt;z-index:251660288;visibility:visible;mso-wrap-style:square;mso-position-horizontal:absolute;mso-position-horizontal-relative:page;mso-position-vertical:absolute;mso-position-vertical-relative:page" filled="f" stroked="f">
+                <v:textbox inset="0,0,0,0">
                   <w:txbxContent>
                     <w:p>
                       <w:pPr>
+                        <w:spacing w:before="0" w:after="0" w:line="240" w:lineRule="auto"/>
+                        <w:ind w:left="0" w:right="0" w:firstLine="0"/>
+                        <w:jc w:val="left"/>
                         <w:rPr>
-                          <w:rFonts w:ascii="EYInterstate Light" w:hAnsi="EYInterstate Light"/>
+                          <w:rFonts w:ascii="EYInterstate Light" w:hAnsi="EYInterstate Light" w:cs="EYInterstate Light"/>
                           <w:b/>
                           <w:bCs/>
                           <w:color w:val="2E2E38"/>
@@ -358,52 +261,36 @@
                       </w:pPr>
                       <w:r>
                         <w:rPr>
-                          <w:rFonts w:ascii="EYInterstate Light" w:hAnsi="EYInterstate Light"/>
+                          <w:rFonts w:ascii="EYInterstate Light" w:hAnsi="EYInterstate Light" w:cs="EYInterstate Light"/>
                           <w:b/>
                           <w:bCs/>
                           <w:color w:val="2E2E38"/>
                           <w:sz w:val="36"/>
                           <w:szCs w:val="36"/>
                         </w:rPr>
-                        <w:t>{{</w:t>
-                      </w:r>
-                      <w:proofErr w:type="spellStart"/>
-                      <w:r>
-                        <w:rPr>
-                          <w:rFonts w:ascii="EYInterstate Light" w:hAnsi="EYInterstate Light"/>
-                          <w:b/>
-                          <w:bCs/>
-                          <w:color w:val="2E2E38"/>
-                          <w:sz w:val="36"/>
-                          <w:szCs w:val="36"/>
-                        </w:rPr>
-                        <w:t>Тренинг</w:t>
-                      </w:r>
-                      <w:proofErr w:type="spellEnd"/>
-                      <w:r>
-                        <w:rPr>
-                          <w:rFonts w:ascii="EYInterstate Light" w:hAnsi="EYInterstate Light"/>
-                          <w:b/>
-                          <w:bCs/>
-                          <w:color w:val="2E2E38"/>
-                          <w:sz w:val="36"/>
-                          <w:szCs w:val="36"/>
-                        </w:rPr>
-                        <w:t>}}</w:t>
+                        <w:t xml:space="preserve">{{Тренинг}}</w:t>
                       </w:r>
                     </w:p>
                     <w:p>
                       <w:pPr>
+                        <w:spacing w:before="0" w:after="0" w:line="240" w:lineRule="auto"/>
+                        <w:ind w:left="0" w:right="0" w:firstLine="0"/>
+                        <w:jc w:val="left"/>
                         <w:rPr>
-                          <w:rFonts w:ascii="EYInterstate Light" w:hAnsi="EYInterstate Light"/>
+                          <w:rFonts w:ascii="EYInterstate Light" w:hAnsi="EYInterstate Light" w:cs="EYInterstate Light"/>
                           <w:color w:val="747480"/>
+                          <w:sz w:val="16"/>
+                          <w:szCs w:val="16"/>
                         </w:rPr>
                       </w:pPr>
                     </w:p>
                     <w:p>
                       <w:pPr>
+                        <w:spacing w:before="0" w:after="0" w:line="240" w:lineRule="auto"/>
+                        <w:ind w:left="0" w:right="0" w:firstLine="0"/>
+                        <w:jc w:val="left"/>
                         <w:rPr>
-                          <w:rFonts w:ascii="EYInterstate Light" w:hAnsi="EYInterstate Light"/>
+                          <w:rFonts w:ascii="EYInterstate Light" w:hAnsi="EYInterstate Light" w:cs="EYInterstate Light"/>
                           <w:color w:val="747480"/>
                           <w:sz w:val="24"/>
                           <w:szCs w:val="24"/>
@@ -411,81 +298,136 @@
                       </w:pPr>
                       <w:r>
                         <w:rPr>
-                          <w:rFonts w:ascii="EYInterstate Light" w:hAnsi="EYInterstate Light"/>
+                          <w:rFonts w:ascii="EYInterstate Light" w:hAnsi="EYInterstate Light" w:cs="EYInterstate Light"/>
                           <w:color w:val="747480"/>
+                          <w:sz w:val="24"/>
+                          <w:szCs w:val="24"/>
                         </w:rPr>
-                        <w:t>{{Дата1}} {{Месяц1}}, {{</w:t>
+                        <w:t xml:space="preserve">{{Дата1}} {{Месяц1}}, {{Год}}, {{Город}}</w:t>
                       </w:r>
-                      <w:proofErr w:type="spellStart"/>
-                      <w:r>
-                        <w:rPr>
-                          <w:rFonts w:ascii="EYInterstate Light" w:hAnsi="EYInterstate Light"/>
-                          <w:color w:val="747480"/>
-                        </w:rPr>
-                        <w:t>Год</w:t>
-                      </w:r>
-                      <w:proofErr w:type="spellEnd"/>
-                      <w:r>
-                        <w:rPr>
-                          <w:rFonts w:ascii="EYInterstate Light" w:hAnsi="EYInterstate Light"/>
-                          <w:color w:val="747480"/>
-                        </w:rPr>
-                        <w:t>}}, {{</w:t>
-                      </w:r>
-                      <w:proofErr w:type="spellStart"/>
-                      <w:r>
-                        <w:rPr>
-                          <w:rFonts w:ascii="EYInterstate Light" w:hAnsi="EYInterstate Light"/>
-                          <w:color w:val="747480"/>
-                        </w:rPr>
-                        <w:t>Город</w:t>
-                      </w:r>
-                      <w:proofErr w:type="spellEnd"/>
-                      <w:r>
-                        <w:rPr>
-                          <w:rFonts w:ascii="EYInterstate Light" w:hAnsi="EYInterstate Light"/>
-                          <w:color w:val="747480"/>
-                        </w:rPr>
-                        <w:t>}}</w:t>
-                      </w:r>
-                    </w:p>
-                    <w:p>
-                      <w:pPr>
-                        <w:rPr>
-                          <w:rFonts w:ascii="EYInterstate Light" w:hAnsi="EYInterstate Light"/>
-                          <w:b/>
-                          <w:bCs/>
-                          <w:color w:val="2E2E38"/>
-                          <w:sz w:val="32"/>
-                          <w:szCs w:val="32"/>
-                        </w:rPr>
-                      </w:pPr>
                     </w:p>
                   </w:txbxContent>
                 </v:textbox>
-                <w10:wrap type="square" anchorx="margin"/>
               </v:shape>
             </w:pict>
           </mc:Fallback>
         </mc:AlternateContent>
-      </w:r>
-      <w:r>
-        <w:rPr>
-          <w:noProof/>
-        </w:rPr>
+        <mc:AlternateContent>
+          <mc:Choice Requires="wps">
+            <w:drawing>
+              <wp:anchor distT="0" distB="0" distL="0" distR="0" simplePos="0" relativeHeight="251661312" behindDoc="0" locked="0" layoutInCell="1" allowOverlap="1">
+                <wp:simplePos x="0" y="0"/>
+                <wp:positionH relativeFrom="page">
+                  <wp:posOffset>3006216</wp:posOffset>
+                </wp:positionH>
+                <wp:positionV relativeFrom="page">
+                  <wp:posOffset>9125833</wp:posOffset>
+                </wp:positionV>
+                <wp:extent cx="2854002" cy="285480"/>
+                <wp:effectExtent l="0" t="0" r="0" b="0"/>
+                <wp:wrapNone/>
+                <wp:docPr id="203" name="CertId"/>
+                <wp:cNvGraphicFramePr>
+                  <a:graphicFrameLocks xmlns:a="http://schemas.openxmlformats.org/drawingml/2006/main" noChangeAspect="0"/>
+                </wp:cNvGraphicFramePr>
+                <a:graphic xmlns:a="http://schemas.openxmlformats.org/drawingml/2006/main">
+                  <a:graphicData uri="http://schemas.microsoft.com/office/word/2010/wordprocessingShape">
+                    <wps:wsp>
+                      <wps:cNvSpPr txBox="1"/>
+                      <wps:spPr bwMode="auto">
+                        <a:xfrm>
+                          <a:off x="0" y="0"/>
+                          <a:ext cx="2854002" cy="285480"/>
+                        </a:xfrm>
+                        <a:prstGeom prst="rect">
+                          <a:avLst/>
+                        </a:prstGeom>
+                        <a:noFill/>
+                        <a:ln>
+                          <a:noFill/>
+                        </a:ln>
+                      </wps:spPr>
+                      <wps:txbx>
+                        <w:txbxContent>
+                          <w:p>
+                            <w:pPr>
+                              <w:spacing w:before="0" w:after="0" w:line="240" w:lineRule="auto"/>
+                              <w:ind w:left="0" w:right="0" w:firstLine="0"/>
+                              <w:jc w:val="left"/>
+                              <w:rPr>
+                                <w:rFonts w:ascii="EYInterstate Light" w:hAnsi="EYInterstate Light" w:cs="EYInterstate Light"/>
+                                <w:color w:val="747480"/>
+                                <w:sz w:val="24"/>
+                                <w:szCs w:val="24"/>
+                              </w:rPr>
+                            </w:pPr>
+                            <w:r>
+                              <w:rPr>
+                                <w:rFonts w:ascii="EYInterstate Light" w:hAnsi="EYInterstate Light" w:cs="EYInterstate Light"/>
+                                <w:color w:val="747480"/>
+                                <w:sz w:val="24"/>
+                                <w:szCs w:val="24"/>
+                              </w:rPr>
+                              <w:t xml:space="preserve">{{Идентификатор}}</w:t>
+                            </w:r>
+                          </w:p>
+                        </w:txbxContent>
+                      </wps:txbx>
+                      <wps:bodyPr rot="0" vert="horz" wrap="square" lIns="0" tIns="0" rIns="0" bIns="0" anchor="t" anchorCtr="0">
+                        <a:noAutofit/>
+                      </wps:bodyPr>
+                    </wps:wsp>
+                  </a:graphicData>
+                </a:graphic>
+              </wp:anchor>
+            </w:drawing>
+          </mc:Choice>
+          <mc:Fallback>
+            <w:pict>
+              <v:shape id="CertId" type="#_x0000_t202" style="position:absolute;margin-left:237.0pt;margin-top:719.25pt;width:225.0pt;height:22.5pt;z-index:251661312;visibility:visible;mso-wrap-style:square;mso-position-horizontal:absolute;mso-position-horizontal-relative:page;mso-position-vertical:absolute;mso-position-vertical-relative:page" filled="f" stroked="f">
+                <v:textbox inset="0,0,0,0">
+                  <w:txbxContent>
+                    <w:p>
+                      <w:pPr>
+                        <w:spacing w:before="0" w:after="0" w:line="240" w:lineRule="auto"/>
+                        <w:ind w:left="0" w:right="0" w:firstLine="0"/>
+                        <w:jc w:val="left"/>
+                        <w:rPr>
+                          <w:rFonts w:ascii="EYInterstate Light" w:hAnsi="EYInterstate Light" w:cs="EYInterstate Light"/>
+                          <w:color w:val="747480"/>
+                          <w:sz w:val="24"/>
+                          <w:szCs w:val="24"/>
+                        </w:rPr>
+                      </w:pPr>
+                      <w:r>
+                        <w:rPr>
+                          <w:rFonts w:ascii="EYInterstate Light" w:hAnsi="EYInterstate Light" w:cs="EYInterstate Light"/>
+                          <w:color w:val="747480"/>
+                          <w:sz w:val="24"/>
+                          <w:szCs w:val="24"/>
+                        </w:rPr>
+                        <w:t xml:space="preserve">{{Идентификатор}}</w:t>
+                      </w:r>
+                    </w:p>
+                  </w:txbxContent>
+                </v:textbox>
+              </v:shape>
+            </w:pict>
+          </mc:Fallback>
+        </mc:AlternateContent>
         <w:drawing>
-          <wp:anchor distT="0" distB="0" distL="114300" distR="114300" simplePos="0" relativeHeight="251659264" behindDoc="0" locked="0" layoutInCell="1" allowOverlap="1" wp14:anchorId="6FD1CBAD" wp14:editId="5E7FAE12">
+          <wp:anchor distT="0" distB="0" distL="0" distR="0" simplePos="0" relativeHeight="251658240" behindDoc="1" locked="0" layoutInCell="1" allowOverlap="1">
             <wp:simplePos x="0" y="0"/>
             <wp:positionH relativeFrom="page">
-              <wp:posOffset>3175</wp:posOffset>
+              <wp:posOffset>0</wp:posOffset>
             </wp:positionH>
-            <wp:positionV relativeFrom="paragraph">
-              <wp:posOffset>-1020445</wp:posOffset>
+            <wp:positionV relativeFrom="page">
+              <wp:posOffset>0</wp:posOffset>
             </wp:positionV>
-            <wp:extent cx="7756525" cy="10968990"/>
-            <wp:effectExtent l="0" t="0" r="0" b="3810"/>
+            <wp:extent cx="7772400" cy="10058400"/>
+            <wp:effectExtent l="0" t="0" r="0" b="0"/>
             <wp:wrapNone/>
-            <wp:docPr id="4" name="Picture 4"/>
+            <wp:docPr id="100" name="Background"/>
             <wp:cNvGraphicFramePr>
               <a:graphicFrameLocks xmlns:a="http://schemas.openxmlformats.org/drawingml/2006/main" noChangeAspect="1"/>
             </wp:cNvGraphicFramePr>
@@ -493,17 +435,11 @@
               <a:graphicData uri="http://schemas.openxmlformats.org/drawingml/2006/picture">
                 <pic:pic xmlns:pic="http://schemas.openxmlformats.org/drawingml/2006/picture">
                   <pic:nvPicPr>
-                    <pic:cNvPr id="4" name="Picture 4"/>
+                    <pic:cNvPr id="100" name="certificate_817x1057.png"/>
                     <pic:cNvPicPr/>
                   </pic:nvPicPr>
                   <pic:blipFill>
-                    <a:blip r:embed="rId4" cstate="print">
-                      <a:extLst>
-                        <a:ext uri="{28A0092B-C50C-407E-A947-70E740481C1C}">
-                          <a14:useLocalDpi xmlns:a14="http://schemas.microsoft.com/office/drawing/2010/main" val="0"/>
-                        </a:ext>
-                      </a:extLst>
-                    </a:blip>
+                    <a:blip r:embed="rId4"/>
                     <a:stretch>
                       <a:fillRect/>
                     </a:stretch>
@@ -511,7 +447,7 @@
                   <pic:spPr>
                     <a:xfrm>
                       <a:off x="0" y="0"/>
-                      <a:ext cx="7756525" cy="10968990"/>
+                      <a:ext cx="7772400" cy="10058400"/>
                     </a:xfrm>
                     <a:prstGeom prst="rect">
                       <a:avLst/>
@@ -520,237 +456,13 @@
                 </pic:pic>
               </a:graphicData>
             </a:graphic>
-            <wp14:sizeRelH relativeFrom="margin">
-              <wp14:pctWidth>0</wp14:pctWidth>
-            </wp14:sizeRelH>
-            <wp14:sizeRelV relativeFrom="margin">
-              <wp14:pctHeight>0</wp14:pctHeight>
-            </wp14:sizeRelV>
           </wp:anchor>
         </w:drawing>
-      </w:r>
-      <w:r>
-        <w:rPr>
-          <w:noProof/>
-        </w:rPr>
-        <mc:AlternateContent>
-          <mc:Choice Requires="wps">
-            <w:drawing>
-              <wp:anchor distT="45720" distB="45720" distL="114300" distR="114300" simplePos="0" relativeHeight="251660288" behindDoc="0" locked="0" layoutInCell="1" allowOverlap="1" wp14:anchorId="6345DD0D" wp14:editId="0A3E26E0">
-                <wp:simplePos x="0" y="0"/>
-                <wp:positionH relativeFrom="margin">
-                  <wp:align>right</wp:align>
-                </wp:positionH>
-                <wp:positionV relativeFrom="paragraph">
-                  <wp:posOffset>3629660</wp:posOffset>
-                </wp:positionV>
-                <wp:extent cx="5873750" cy="429260"/>
-                <wp:effectExtent l="0" t="0" r="0" b="0"/>
-                <wp:wrapSquare wrapText="bothSides"/>
-                <wp:docPr id="217" name="Text Box 2"/>
-                <wp:cNvGraphicFramePr>
-                  <a:graphicFrameLocks xmlns:a="http://schemas.openxmlformats.org/drawingml/2006/main"/>
-                </wp:cNvGraphicFramePr>
-                <a:graphic xmlns:a="http://schemas.openxmlformats.org/drawingml/2006/main">
-                  <a:graphicData uri="http://schemas.microsoft.com/office/word/2010/wordprocessingShape">
-                    <wps:wsp>
-                      <wps:cNvSpPr txBox="1">
-                        <a:spLocks noChangeArrowheads="1"/>
-                      </wps:cNvSpPr>
-                      <wps:spPr bwMode="auto">
-                        <a:xfrm>
-                          <a:off x="0" y="0"/>
-                          <a:ext cx="5873750" cy="429260"/>
-                        </a:xfrm>
-                        <a:prstGeom prst="rect">
-                          <a:avLst/>
-                        </a:prstGeom>
-                        <a:noFill/>
-                        <a:ln w="9525">
-                          <a:noFill/>
-                          <a:miter lim="800000"/>
-                          <a:headEnd/>
-                          <a:tailEnd/>
-                        </a:ln>
-                      </wps:spPr>
-                      <wps:txbx>
-                        <w:txbxContent>
-                          <w:p>
-                            <w:pPr>
-                              <w:rPr>
-                                <w:rFonts w:ascii="EYInterstate Light" w:hAnsi="EYInterstate Light"/>
-                                <w:b/>
-                                <w:bCs/>
-                                <w:color w:val="2E2E38"/>
-                                <w:sz w:val="40"/>
-                                <w:szCs w:val="40"/>
-                              </w:rPr>
-                            </w:pPr>
-                            <w:r>
-                              <w:rPr>
-                                <w:rFonts w:ascii="EYInterstate Light" w:hAnsi="EYInterstate Light"/>
-                                <w:b/>
-                                <w:bCs/>
-                                <w:color w:val="2E2E38"/>
-                                <w:sz w:val="40"/>
-                                <w:szCs w:val="40"/>
-                              </w:rPr>
-                              <w:t>{{</w:t>
-                            </w:r>
-                            <w:proofErr w:type="spellStart"/>
-                            <w:r>
-                              <w:rPr>
-                                <w:rFonts w:ascii="EYInterstate Light" w:hAnsi="EYInterstate Light"/>
-                                <w:b/>
-                                <w:bCs/>
-                                <w:color w:val="2E2E38"/>
-                                <w:sz w:val="40"/>
-                                <w:szCs w:val="40"/>
-                              </w:rPr>
-                              <w:t>Имя</w:t>
-                            </w:r>
-                            <w:proofErr w:type="spellEnd"/>
-                            <w:r>
-                              <w:rPr>
-                                <w:rFonts w:ascii="EYInterstate Light" w:hAnsi="EYInterstate Light"/>
-                                <w:b/>
-                                <w:bCs/>
-                                <w:color w:val="2E2E38"/>
-                                <w:sz w:val="40"/>
-                                <w:szCs w:val="40"/>
-                              </w:rPr>
-                              <w:t>}} {{</w:t>
-                            </w:r>
-                            <w:proofErr w:type="spellStart"/>
-                            <w:r>
-                              <w:rPr>
-                                <w:rFonts w:ascii="EYInterstate Light" w:hAnsi="EYInterstate Light"/>
-                                <w:b/>
-                                <w:bCs/>
-                                <w:color w:val="2E2E38"/>
-                                <w:sz w:val="40"/>
-                                <w:szCs w:val="40"/>
-                              </w:rPr>
-                              <w:t>Фамилия</w:t>
-                            </w:r>
-                            <w:proofErr w:type="spellEnd"/>
-                            <w:r>
-                              <w:rPr>
-                                <w:rFonts w:ascii="EYInterstate Light" w:hAnsi="EYInterstate Light"/>
-                                <w:b/>
-                                <w:bCs/>
-                                <w:color w:val="2E2E38"/>
-                                <w:sz w:val="40"/>
-                                <w:szCs w:val="40"/>
-                              </w:rPr>
-                              <w:t>}}</w:t>
-                            </w:r>
-                          </w:p>
-                        </w:txbxContent>
-                      </wps:txbx>
-                      <wps:bodyPr rot="0" vert="horz" wrap="square" lIns="91440" tIns="45720" rIns="91440" bIns="45720" anchor="t" anchorCtr="0">
-                        <a:noAutofit/>
-                      </wps:bodyPr>
-                    </wps:wsp>
-                  </a:graphicData>
-                </a:graphic>
-                <wp14:sizeRelH relativeFrom="margin">
-                  <wp14:pctWidth>0</wp14:pctWidth>
-                </wp14:sizeRelH>
-                <wp14:sizeRelV relativeFrom="margin">
-                  <wp14:pctHeight>0</wp14:pctHeight>
-                </wp14:sizeRelV>
-              </wp:anchor>
-            </w:drawing>
-          </mc:Choice>
-          <mc:Fallback>
-            <w:pict>
-              <v:shape w14:anchorId="6345DD0D" id="_x0000_s1028" type="#_x0000_t202" style="position:absolute;margin-left:411.3pt;margin-top:285.8pt;width:462.5pt;height:33.8pt;z-index:251660288;visibility:visible;mso-wrap-style:square;mso-width-percent:0;mso-height-percent:0;mso-wrap-distance-left:9pt;mso-wrap-distance-top:3.6pt;mso-wrap-distance-right:9pt;mso-wrap-distance-bottom:3.6pt;mso-position-horizontal:right;mso-position-horizontal-relative:margin;mso-position-vertical:absolute;mso-position-vertical-relative:text;mso-width-percent:0;mso-height-percent:0;mso-width-relative:margin;mso-height-relative:margin;v-text-anchor:top" o:gfxdata="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" filled="f" stroked="f">
-                <v:textbox>
-                  <w:txbxContent>
-                    <w:p>
-                      <w:pPr>
-                        <w:rPr>
-                          <w:rFonts w:ascii="EYInterstate Light" w:hAnsi="EYInterstate Light"/>
-                          <w:b/>
-                          <w:bCs/>
-                          <w:color w:val="2E2E38"/>
-                          <w:sz w:val="40"/>
-                          <w:szCs w:val="40"/>
-                        </w:rPr>
-                      </w:pPr>
-                      <w:r>
-                        <w:rPr>
-                          <w:rFonts w:ascii="EYInterstate Light" w:hAnsi="EYInterstate Light"/>
-                          <w:b/>
-                          <w:bCs/>
-                          <w:color w:val="2E2E38"/>
-                          <w:sz w:val="40"/>
-                          <w:szCs w:val="40"/>
-                        </w:rPr>
-                        <w:t>{{</w:t>
-                      </w:r>
-                      <w:proofErr w:type="spellStart"/>
-                      <w:r>
-                        <w:rPr>
-                          <w:rFonts w:ascii="EYInterstate Light" w:hAnsi="EYInterstate Light"/>
-                          <w:b/>
-                          <w:bCs/>
-                          <w:color w:val="2E2E38"/>
-                          <w:sz w:val="40"/>
-                          <w:szCs w:val="40"/>
-                        </w:rPr>
-                        <w:t>Имя</w:t>
-                      </w:r>
-                      <w:proofErr w:type="spellEnd"/>
-                      <w:r>
-                        <w:rPr>
-                          <w:rFonts w:ascii="EYInterstate Light" w:hAnsi="EYInterstate Light"/>
-                          <w:b/>
-                          <w:bCs/>
-                          <w:color w:val="2E2E38"/>
-                          <w:sz w:val="40"/>
-                          <w:szCs w:val="40"/>
-                        </w:rPr>
-                        <w:t>}} {{</w:t>
-                      </w:r>
-                      <w:proofErr w:type="spellStart"/>
-                      <w:r>
-                        <w:rPr>
-                          <w:rFonts w:ascii="EYInterstate Light" w:hAnsi="EYInterstate Light"/>
-                          <w:b/>
-                          <w:bCs/>
-                          <w:color w:val="2E2E38"/>
-                          <w:sz w:val="40"/>
-                          <w:szCs w:val="40"/>
-                        </w:rPr>
-                        <w:t>Фамилия</w:t>
-                      </w:r>
-                      <w:proofErr w:type="spellEnd"/>
-                      <w:r>
-                        <w:rPr>
-                          <w:rFonts w:ascii="EYInterstate Light" w:hAnsi="EYInterstate Light"/>
-                          <w:b/>
-                          <w:bCs/>
-                          <w:color w:val="2E2E38"/>
-                          <w:sz w:val="40"/>
-                          <w:szCs w:val="40"/>
-                        </w:rPr>
-                        <w:t>}}</w:t>
-                      </w:r>
-                    </w:p>
-                  </w:txbxContent>
-                </v:textbox>
-                <w10:wrap type="square" anchorx="margin"/>
-              </v:shape>
-            </w:pict>
-          </mc:Fallback>
-        </mc:AlternateContent>
       </w:r>
     </w:p>
     <w:sectPr>
       <w:pgSz w:w="12240" w:h="15840"/>
-      <w:pgMar w:top="1134" w:right="850" w:bottom="1134" w:left="1701" w:header="720" w:footer="720" w:gutter="0"/>
+      <w:pgMar w:top="0" w:right="0" w:bottom="0" w:left="0" w:header="0" w:footer="0" w:gutter="0"/>
       <w:cols w:space="720"/>
       <w:docGrid w:linePitch="360"/>
     </w:sectPr>

--- a/Templates/template-online3_small_1day_1month.docx
+++ b/Templates/template-online3_small_1day_1month.docx
@@ -25,7 +25,7 @@
                   <wp:posOffset>1503108</wp:posOffset>
                 </wp:positionH>
                 <wp:positionV relativeFrom="page">
-                  <wp:posOffset>2940440</wp:posOffset>
+                  <wp:posOffset>4396387</wp:posOffset>
                 </wp:positionV>
                 <wp:extent cx="5898272" cy="570959"/>
                 <wp:effectExtent l="0" t="0" r="0" b="0"/>
@@ -96,7 +96,7 @@
                 <v:stroke joinstyle="miter"/>
                 <v:path gradientshapeok="t" o:connecttype="rect"/>
               </v:shapetype>
-              <v:shape id="Name" type="#_x0000_t202" style="position:absolute;margin-left:118.5pt;margin-top:231.75pt;width:465.0pt;height:45.0pt;z-index:251659264;visibility:visible;mso-wrap-style:square;mso-position-horizontal:absolute;mso-position-horizontal-relative:page;mso-position-vertical:absolute;mso-position-vertical-relative:page" filled="f" stroked="f">
+              <v:shape id="Name" type="#_x0000_t202" style="position:absolute;margin-left:118.5pt;margin-top:346.5pt;width:465.0pt;height:45.0pt;z-index:251659264;visibility:visible;mso-wrap-style:square;mso-position-horizontal:absolute;mso-position-horizontal-relative:page;mso-position-vertical:absolute;mso-position-vertical-relative:page" filled="f" stroked="f">
                 <v:textbox inset="0,0,0,0">
                   <w:txbxContent>
                     <w:p>
@@ -140,9 +140,9 @@
                   <wp:posOffset>1503108</wp:posOffset>
                 </wp:positionH>
                 <wp:positionV relativeFrom="page">
-                  <wp:posOffset>3720752</wp:posOffset>
+                  <wp:posOffset>5652497</wp:posOffset>
                 </wp:positionV>
-                <wp:extent cx="5898272" cy="1522558"/>
+                <wp:extent cx="5898272" cy="2093518"/>
                 <wp:effectExtent l="0" t="0" r="0" b="0"/>
                 <wp:wrapNone/>
                 <wp:docPr id="202" name="Training"/>
@@ -156,7 +156,7 @@
                       <wps:spPr bwMode="auto">
                         <a:xfrm>
                           <a:off x="0" y="0"/>
-                          <a:ext cx="5898272" cy="1522558"/>
+                          <a:ext cx="5898272" cy="2093518"/>
                         </a:xfrm>
                         <a:prstGeom prst="rect">
                           <a:avLst/>
@@ -202,8 +202,8 @@
                               <w:rPr>
                                 <w:rFonts w:ascii="EYInterstate Light" w:hAnsi="EYInterstate Light" w:cs="EYInterstate Light"/>
                                 <w:color w:val="747480"/>
-                                <w:sz w:val="16"/>
-                                <w:szCs w:val="16"/>
+                                <w:sz w:val="53"/>
+                                <w:szCs w:val="53"/>
                               </w:rPr>
                             </w:pPr>
                           </w:p>
@@ -242,7 +242,7 @@
           </mc:Choice>
           <mc:Fallback>
             <w:pict>
-              <v:shape id="Training" type="#_x0000_t202" style="position:absolute;margin-left:118.5pt;margin-top:293.25pt;width:465.0pt;height:120.0pt;z-index:251660288;visibility:visible;mso-wrap-style:square;mso-position-horizontal:absolute;mso-position-horizontal-relative:page;mso-position-vertical:absolute;mso-position-vertical-relative:page" filled="f" stroked="f">
+              <v:shape id="Training" type="#_x0000_t202" style="position:absolute;margin-left:118.5pt;margin-top:445.5pt;width:465.0pt;height:165.0pt;z-index:251660288;visibility:visible;mso-wrap-style:square;mso-position-horizontal:absolute;mso-position-horizontal-relative:page;mso-position-vertical:absolute;mso-position-vertical-relative:page" filled="f" stroked="f">
                 <v:textbox inset="0,0,0,0">
                   <w:txbxContent>
                     <w:p>
@@ -279,8 +279,8 @@
                         <w:rPr>
                           <w:rFonts w:ascii="EYInterstate Light" w:hAnsi="EYInterstate Light" w:cs="EYInterstate Light"/>
                           <w:color w:val="747480"/>
-                          <w:sz w:val="16"/>
-                          <w:szCs w:val="16"/>
+                          <w:sz w:val="53"/>
+                          <w:szCs w:val="53"/>
                         </w:rPr>
                       </w:pPr>
                     </w:p>

--- a/Templates/template-online3_small_1day_1month.docx
+++ b/Templates/template-online3_small_1day_1month.docx
@@ -25,7 +25,7 @@
                   <wp:posOffset>1503108</wp:posOffset>
                 </wp:positionH>
                 <wp:positionV relativeFrom="page">
-                  <wp:posOffset>4396387</wp:posOffset>
+                  <wp:posOffset>4405903</wp:posOffset>
                 </wp:positionV>
                 <wp:extent cx="5898272" cy="570959"/>
                 <wp:effectExtent l="0" t="0" r="0" b="0"/>
@@ -96,7 +96,7 @@
                 <v:stroke joinstyle="miter"/>
                 <v:path gradientshapeok="t" o:connecttype="rect"/>
               </v:shapetype>
-              <v:shape id="Name" type="#_x0000_t202" style="position:absolute;margin-left:118.5pt;margin-top:346.5pt;width:465.0pt;height:45.0pt;z-index:251659264;visibility:visible;mso-wrap-style:square;mso-position-horizontal:absolute;mso-position-horizontal-relative:page;mso-position-vertical:absolute;mso-position-vertical-relative:page" filled="f" stroked="f">
+              <v:shape id="Name" type="#_x0000_t202" style="position:absolute;margin-left:118.5pt;margin-top:347.25pt;width:465.0pt;height:45.0pt;z-index:251659264;visibility:visible;mso-wrap-style:square;mso-position-horizontal:absolute;mso-position-horizontal-relative:page;mso-position-vertical:absolute;mso-position-vertical-relative:page" filled="f" stroked="f">
                 <v:textbox inset="0,0,0,0">
                   <w:txbxContent>
                     <w:p>
@@ -140,7 +140,7 @@
                   <wp:posOffset>1503108</wp:posOffset>
                 </wp:positionH>
                 <wp:positionV relativeFrom="page">
-                  <wp:posOffset>5652497</wp:posOffset>
+                  <wp:posOffset>5709593</wp:posOffset>
                 </wp:positionV>
                 <wp:extent cx="5898272" cy="2093518"/>
                 <wp:effectExtent l="0" t="0" r="0" b="0"/>
@@ -242,7 +242,7 @@
           </mc:Choice>
           <mc:Fallback>
             <w:pict>
-              <v:shape id="Training" type="#_x0000_t202" style="position:absolute;margin-left:118.5pt;margin-top:445.5pt;width:465.0pt;height:165.0pt;z-index:251660288;visibility:visible;mso-wrap-style:square;mso-position-horizontal:absolute;mso-position-horizontal-relative:page;mso-position-vertical:absolute;mso-position-vertical-relative:page" filled="f" stroked="f">
+              <v:shape id="Training" type="#_x0000_t202" style="position:absolute;margin-left:118.5pt;margin-top:450.0pt;width:465.0pt;height:165.0pt;z-index:251660288;visibility:visible;mso-wrap-style:square;mso-position-horizontal:absolute;mso-position-horizontal-relative:page;mso-position-vertical:absolute;mso-position-vertical-relative:page" filled="f" stroked="f">
                 <v:textbox inset="0,0,0,0">
                   <w:txbxContent>
                     <w:p>
